--- a/06_Relatorio_Auditoria_Conformidade_Safe_Student.docx
+++ b/06_Relatorio_Auditoria_Conformidade_Safe_Student.docx
@@ -1077,7 +1077,7 @@
         <w:jc w:val="both"/>
       </w:pPr>
       <w:r>
-        <w:t>Na revisão sênior, a suíte V2 foi executada localmente em Node.js 22 com 24 testes aprovados e 0 falhas. O workflow de CI permanece configurado para Node.js 18, 20 e 22 e deve ser conferido separadamente antes da entrega final; o resultado local não deve ser descrito como se fosse um status do GitHub Actions.</w:t>
+        <w:t>Na revisão sênior, a suíte V2 foi executada localmente em Node.js 22 com 49 testes aprovados e 0 falhas. O workflow de CI permanece configurado para Node.js 18, 20 e 22 e deve ser conferido separadamente antes da entrega final; o resultado local não deve ser descrito como se fosse um status do GitHub Actions.</w:t>
       </w:r>
     </w:p>
     <w:p>
@@ -1185,12 +1185,7 @@
               <w:spacing w:after="0"/>
             </w:pPr>
             <w:r>
-              <w:rPr>
-                <w:rFonts w:ascii="Times New Roman" w:hAnsi="Times New Roman"/>
-                <w:b w:val="0"/>
-                <w:sz w:val="19"/>
-              </w:rPr>
-              <w:t>Revisado; suíte local 24/24.</w:t>
+              <w:t>Revisado; suíte local 49/49.</w:t>
             </w:r>
           </w:p>
         </w:tc>
